--- a/Archives/송광민/8주차 학습일지/프로토콜 초안.docx
+++ b/Archives/송광민/8주차 학습일지/프로토콜 초안.docx
@@ -141,7 +141,6 @@
           <w:p>
             <w:pPr>
               <w:rPr>
-                <w:rFonts w:hint="eastAsia"/>
                 <w:b/>
                 <w:bCs/>
                 <w:szCs w:val="22"/>
@@ -408,7 +407,6 @@
     <w:p>
       <w:pPr>
         <w:rPr>
-          <w:rFonts w:hint="eastAsia"/>
           <w:szCs w:val="22"/>
         </w:rPr>
       </w:pPr>
@@ -925,21 +923,7 @@
         <w:rPr>
           <w:szCs w:val="22"/>
         </w:rPr>
-        <w:t xml:space="preserve">다음 메시지는 모두 세션 생성 및 접속 단계에서 TCP로 전달한다. 요청에는 공통적으로 </w:t>
-      </w:r>
-      <w:proofErr w:type="spellStart"/>
-      <w:r>
-        <w:rPr>
-          <w:szCs w:val="22"/>
-        </w:rPr>
-        <w:t>requestId</w:t>
-      </w:r>
-      <w:proofErr w:type="spellEnd"/>
-      <w:r>
-        <w:rPr>
-          <w:szCs w:val="22"/>
-        </w:rPr>
-        <w:t>를 포함한다.</w:t>
+        <w:t>다음 메시지는 모두 세션 생성 및 접속 단계에서 TCP로 전달한다. 요청에는 공통적으로 requestId를 포함한다.</w:t>
       </w:r>
     </w:p>
     <w:tbl>
@@ -1846,7 +1830,6 @@
     <w:p>
       <w:pPr>
         <w:rPr>
-          <w:rFonts w:hint="eastAsia"/>
           <w:szCs w:val="22"/>
         </w:rPr>
       </w:pPr>
@@ -2242,21 +2225,7 @@
               <w:rPr>
                 <w:szCs w:val="22"/>
               </w:rPr>
-              <w:t>기준 상태 ID·</w:t>
-            </w:r>
-            <w:proofErr w:type="spellStart"/>
-            <w:r>
-              <w:rPr>
-                <w:szCs w:val="22"/>
-              </w:rPr>
-              <w:t>틱</w:t>
-            </w:r>
-            <w:proofErr w:type="spellEnd"/>
-            <w:r>
-              <w:rPr>
-                <w:szCs w:val="22"/>
-              </w:rPr>
-              <w:t>·순서, 현재 세계 상태</w:t>
+              <w:t>기준 상태 ID·틱·순서, 현재 세계 상태</w:t>
             </w:r>
           </w:p>
         </w:tc>
@@ -2426,21 +2395,7 @@
               <w:rPr>
                 <w:szCs w:val="22"/>
               </w:rPr>
-              <w:t>순서·</w:t>
-            </w:r>
-            <w:proofErr w:type="spellStart"/>
-            <w:r>
-              <w:rPr>
-                <w:szCs w:val="22"/>
-              </w:rPr>
-              <w:t>틱</w:t>
-            </w:r>
-            <w:proofErr w:type="spellEnd"/>
-            <w:r>
-              <w:rPr>
-                <w:szCs w:val="22"/>
-              </w:rPr>
-              <w:t>, 역할 버전, 조작 값</w:t>
+              <w:t>순서·틱, 역할 버전, 조작 값</w:t>
             </w:r>
           </w:p>
         </w:tc>
@@ -2525,30 +2480,8 @@
               <w:rPr>
                 <w:szCs w:val="22"/>
               </w:rPr>
-              <w:t>순서·</w:t>
-            </w:r>
-            <w:proofErr w:type="spellStart"/>
-            <w:r>
-              <w:rPr>
-                <w:szCs w:val="22"/>
-              </w:rPr>
-              <w:t>틱</w:t>
-            </w:r>
-            <w:proofErr w:type="spellEnd"/>
-            <w:r>
-              <w:rPr>
-                <w:szCs w:val="22"/>
-              </w:rPr>
-              <w:t xml:space="preserve">, 기준 공간과 버전, </w:t>
-            </w:r>
-            <w:proofErr w:type="spellStart"/>
-            <w:r>
-              <w:rPr>
-                <w:szCs w:val="22"/>
-              </w:rPr>
-              <w:t>추적값</w:t>
-            </w:r>
-            <w:proofErr w:type="spellEnd"/>
+              <w:t>순서·틱, 기준 공간과 버전, 추적값</w:t>
+            </w:r>
           </w:p>
         </w:tc>
         <w:tc>
@@ -2718,21 +2651,7 @@
               <w:rPr>
                 <w:szCs w:val="22"/>
               </w:rPr>
-              <w:t xml:space="preserve">서버 </w:t>
-            </w:r>
-            <w:proofErr w:type="spellStart"/>
-            <w:r>
-              <w:rPr>
-                <w:szCs w:val="22"/>
-              </w:rPr>
-              <w:t>틱</w:t>
-            </w:r>
-            <w:proofErr w:type="spellEnd"/>
-            <w:r>
-              <w:rPr>
-                <w:szCs w:val="22"/>
-              </w:rPr>
-              <w:t>, 순서, 필요한 TCP 순서, 객체 상태</w:t>
+              <w:t>서버 틱, 순서, 필요한 TCP 순서, 객체 상태</w:t>
             </w:r>
           </w:p>
         </w:tc>
@@ -2817,16 +2736,8 @@
               <w:rPr>
                 <w:szCs w:val="22"/>
               </w:rPr>
-              <w:t xml:space="preserve">변경 순서·종류, 확정 값, 적용 </w:t>
-            </w:r>
-            <w:proofErr w:type="spellStart"/>
-            <w:r>
-              <w:rPr>
-                <w:szCs w:val="22"/>
-              </w:rPr>
-              <w:t>틱</w:t>
-            </w:r>
-            <w:proofErr w:type="spellEnd"/>
+              <w:t>변경 순서·종류, 확정 값, 적용 틱</w:t>
+            </w:r>
           </w:p>
         </w:tc>
         <w:tc>
@@ -2910,16 +2821,8 @@
               <w:rPr>
                 <w:szCs w:val="22"/>
               </w:rPr>
-              <w:t xml:space="preserve">객체 ID·세대, 생성 상태 또는 제거 </w:t>
-            </w:r>
-            <w:proofErr w:type="spellStart"/>
-            <w:r>
-              <w:rPr>
-                <w:szCs w:val="22"/>
-              </w:rPr>
-              <w:t>틱</w:t>
-            </w:r>
-            <w:proofErr w:type="spellEnd"/>
+              <w:t>객체 ID·세대, 생성 상태 또는 제거 틱</w:t>
+            </w:r>
           </w:p>
         </w:tc>
         <w:tc>
@@ -3023,16 +2926,8 @@
               <w:rPr>
                 <w:szCs w:val="22"/>
               </w:rPr>
-              <w:t xml:space="preserve">전체 상태 </w:t>
-            </w:r>
-            <w:proofErr w:type="spellStart"/>
-            <w:r>
-              <w:rPr>
-                <w:szCs w:val="22"/>
-              </w:rPr>
-              <w:t>재전달</w:t>
-            </w:r>
-            <w:proofErr w:type="spellEnd"/>
+              <w:t>전체 상태 재전달</w:t>
+            </w:r>
           </w:p>
         </w:tc>
       </w:tr>
@@ -3125,10 +3020,309 @@
     <w:p>
       <w:pPr>
         <w:rPr>
+          <w:szCs w:val="22"/>
+        </w:rPr>
+      </w:pPr>
+    </w:p>
+    <w:p>
+      <w:pPr>
+        <w:rPr>
+          <w:szCs w:val="22"/>
+        </w:rPr>
+      </w:pPr>
+    </w:p>
+    <w:p>
+      <w:pPr>
+        <w:rPr>
+          <w:szCs w:val="22"/>
+        </w:rPr>
+      </w:pPr>
+    </w:p>
+    <w:p>
+      <w:pPr>
+        <w:rPr>
+          <w:szCs w:val="22"/>
+        </w:rPr>
+      </w:pPr>
+    </w:p>
+    <w:p>
+      <w:pPr>
+        <w:rPr>
+          <w:szCs w:val="22"/>
+        </w:rPr>
+      </w:pPr>
+    </w:p>
+    <w:p>
+      <w:pPr>
+        <w:rPr>
+          <w:szCs w:val="22"/>
+        </w:rPr>
+      </w:pPr>
+    </w:p>
+    <w:p>
+      <w:pPr>
+        <w:rPr>
+          <w:szCs w:val="22"/>
+        </w:rPr>
+      </w:pPr>
+    </w:p>
+    <w:p>
+      <w:pPr>
+        <w:rPr>
+          <w:szCs w:val="22"/>
+        </w:rPr>
+      </w:pPr>
+    </w:p>
+    <w:p>
+      <w:pPr>
+        <w:rPr>
+          <w:szCs w:val="22"/>
+        </w:rPr>
+      </w:pPr>
+    </w:p>
+    <w:p>
+      <w:pPr>
+        <w:rPr>
+          <w:szCs w:val="22"/>
+        </w:rPr>
+      </w:pPr>
+    </w:p>
+    <w:p>
+      <w:pPr>
+        <w:rPr>
+          <w:szCs w:val="22"/>
+        </w:rPr>
+      </w:pPr>
+    </w:p>
+    <w:p>
+      <w:pPr>
+        <w:rPr>
+          <w:szCs w:val="22"/>
+        </w:rPr>
+      </w:pPr>
+    </w:p>
+    <w:p>
+      <w:pPr>
+        <w:rPr>
+          <w:szCs w:val="22"/>
+        </w:rPr>
+      </w:pPr>
+    </w:p>
+    <w:p>
+      <w:pPr>
+        <w:rPr>
+          <w:szCs w:val="22"/>
+        </w:rPr>
+      </w:pPr>
+    </w:p>
+    <w:p>
+      <w:pPr>
+        <w:rPr>
+          <w:szCs w:val="22"/>
+        </w:rPr>
+      </w:pPr>
+    </w:p>
+    <w:p>
+      <w:pPr>
+        <w:rPr>
+          <w:szCs w:val="22"/>
+        </w:rPr>
+      </w:pPr>
+    </w:p>
+    <w:p>
+      <w:pPr>
+        <w:rPr>
+          <w:szCs w:val="22"/>
+        </w:rPr>
+      </w:pPr>
+      <w:r>
+        <w:rPr>
           <w:rFonts w:hint="eastAsia"/>
           <w:szCs w:val="22"/>
         </w:rPr>
-      </w:pPr>
+        <w:lastRenderedPageBreak/>
+        <w:t>5. 세션 생성부터 입장까지 하이레벨 디자인</w:t>
+      </w:r>
+    </w:p>
+    <w:p>
+      <w:pPr>
+        <w:rPr>
+          <w:szCs w:val="22"/>
+        </w:rPr>
+      </w:pPr>
+      <w:r>
+        <w:rPr>
+          <w:noProof/>
+          <w:szCs w:val="22"/>
+        </w:rPr>
+        <w:drawing>
+          <wp:inline distT="0" distB="0" distL="0" distR="0" wp14:anchorId="17A7CC28" wp14:editId="1699E871">
+            <wp:extent cx="5727700" cy="6235700"/>
+            <wp:effectExtent l="0" t="0" r="6350" b="0"/>
+            <wp:docPr id="466498226" name="그림 1"/>
+            <wp:cNvGraphicFramePr>
+              <a:graphicFrameLocks xmlns:a="http://schemas.openxmlformats.org/drawingml/2006/main" noChangeAspect="1"/>
+            </wp:cNvGraphicFramePr>
+            <a:graphic xmlns:a="http://schemas.openxmlformats.org/drawingml/2006/main">
+              <a:graphicData uri="http://schemas.openxmlformats.org/drawingml/2006/picture">
+                <pic:pic xmlns:pic="http://schemas.openxmlformats.org/drawingml/2006/picture">
+                  <pic:nvPicPr>
+                    <pic:cNvPr id="0" name="Picture 1"/>
+                    <pic:cNvPicPr>
+                      <a:picLocks noChangeAspect="1" noChangeArrowheads="1"/>
+                    </pic:cNvPicPr>
+                  </pic:nvPicPr>
+                  <pic:blipFill>
+                    <a:blip r:embed="rId4" cstate="print">
+                      <a:extLst>
+                        <a:ext uri="{28A0092B-C50C-407E-A947-70E740481C1C}">
+                          <a14:useLocalDpi xmlns:a14="http://schemas.microsoft.com/office/drawing/2010/main" val="0"/>
+                        </a:ext>
+                      </a:extLst>
+                    </a:blip>
+                    <a:srcRect/>
+                    <a:stretch>
+                      <a:fillRect/>
+                    </a:stretch>
+                  </pic:blipFill>
+                  <pic:spPr bwMode="auto">
+                    <a:xfrm>
+                      <a:off x="0" y="0"/>
+                      <a:ext cx="5727700" cy="6235700"/>
+                    </a:xfrm>
+                    <a:prstGeom prst="rect">
+                      <a:avLst/>
+                    </a:prstGeom>
+                    <a:noFill/>
+                    <a:ln>
+                      <a:noFill/>
+                    </a:ln>
+                  </pic:spPr>
+                </pic:pic>
+              </a:graphicData>
+            </a:graphic>
+          </wp:inline>
+        </w:drawing>
+      </w:r>
+    </w:p>
+    <w:p>
+      <w:pPr>
+        <w:rPr>
+          <w:szCs w:val="22"/>
+        </w:rPr>
+      </w:pPr>
+    </w:p>
+    <w:p>
+      <w:pPr>
+        <w:rPr>
+          <w:szCs w:val="22"/>
+        </w:rPr>
+      </w:pPr>
+    </w:p>
+    <w:p>
+      <w:pPr>
+        <w:rPr>
+          <w:szCs w:val="22"/>
+        </w:rPr>
+      </w:pPr>
+    </w:p>
+    <w:p>
+      <w:pPr>
+        <w:rPr>
+          <w:szCs w:val="22"/>
+        </w:rPr>
+      </w:pPr>
+    </w:p>
+    <w:p>
+      <w:pPr>
+        <w:rPr>
+          <w:szCs w:val="22"/>
+        </w:rPr>
+      </w:pPr>
+    </w:p>
+    <w:p>
+      <w:pPr>
+        <w:rPr>
+          <w:szCs w:val="22"/>
+        </w:rPr>
+      </w:pPr>
+    </w:p>
+    <w:p>
+      <w:pPr>
+        <w:rPr>
+          <w:szCs w:val="22"/>
+        </w:rPr>
+      </w:pPr>
+      <w:r>
+        <w:rPr>
+          <w:rFonts w:hint="eastAsia"/>
+          <w:szCs w:val="22"/>
+        </w:rPr>
+        <w:lastRenderedPageBreak/>
+        <w:t>6. 게임 루프 하이레벨 디자인</w:t>
+      </w:r>
+    </w:p>
+    <w:p>
+      <w:pPr>
+        <w:rPr>
+          <w:rFonts w:hint="eastAsia"/>
+          <w:szCs w:val="22"/>
+        </w:rPr>
+      </w:pPr>
+      <w:r>
+        <w:rPr>
+          <w:noProof/>
+          <w:szCs w:val="22"/>
+        </w:rPr>
+        <w:drawing>
+          <wp:inline distT="0" distB="0" distL="0" distR="0" wp14:anchorId="71FFE71C" wp14:editId="594DBEB4">
+            <wp:extent cx="5727700" cy="7131050"/>
+            <wp:effectExtent l="0" t="0" r="6350" b="0"/>
+            <wp:docPr id="674618506" name="그림 2"/>
+            <wp:cNvGraphicFramePr>
+              <a:graphicFrameLocks xmlns:a="http://schemas.openxmlformats.org/drawingml/2006/main" noChangeAspect="1"/>
+            </wp:cNvGraphicFramePr>
+            <a:graphic xmlns:a="http://schemas.openxmlformats.org/drawingml/2006/main">
+              <a:graphicData uri="http://schemas.openxmlformats.org/drawingml/2006/picture">
+                <pic:pic xmlns:pic="http://schemas.openxmlformats.org/drawingml/2006/picture">
+                  <pic:nvPicPr>
+                    <pic:cNvPr id="0" name="Picture 2"/>
+                    <pic:cNvPicPr>
+                      <a:picLocks noChangeAspect="1" noChangeArrowheads="1"/>
+                    </pic:cNvPicPr>
+                  </pic:nvPicPr>
+                  <pic:blipFill>
+                    <a:blip r:embed="rId5" cstate="print">
+                      <a:extLst>
+                        <a:ext uri="{28A0092B-C50C-407E-A947-70E740481C1C}">
+                          <a14:useLocalDpi xmlns:a14="http://schemas.microsoft.com/office/drawing/2010/main" val="0"/>
+                        </a:ext>
+                      </a:extLst>
+                    </a:blip>
+                    <a:srcRect/>
+                    <a:stretch>
+                      <a:fillRect/>
+                    </a:stretch>
+                  </pic:blipFill>
+                  <pic:spPr bwMode="auto">
+                    <a:xfrm>
+                      <a:off x="0" y="0"/>
+                      <a:ext cx="5727700" cy="7131050"/>
+                    </a:xfrm>
+                    <a:prstGeom prst="rect">
+                      <a:avLst/>
+                    </a:prstGeom>
+                    <a:noFill/>
+                    <a:ln>
+                      <a:noFill/>
+                    </a:ln>
+                  </pic:spPr>
+                </pic:pic>
+              </a:graphicData>
+            </a:graphic>
+          </wp:inline>
+        </w:drawing>
+      </w:r>
     </w:p>
     <w:sectPr>
       <w:pgSz w:w="11906" w:h="16838"/>
@@ -3747,6 +3941,7 @@
   <w:style w:type="character" w:default="1" w:styleId="a0">
     <w:name w:val="Default Paragraph Font"/>
     <w:uiPriority w:val="1"/>
+    <w:semiHidden/>
     <w:unhideWhenUsed/>
   </w:style>
   <w:style w:type="table" w:default="1" w:styleId="a1">
